--- a/docs/despliegues_qa/NAC_2026_GGPD_RESUMEN_EJECUTIVO_DESPLIEGUE_USUARIOS_QA_V01.docx
+++ b/docs/despliegues_qa/NAC_2026_GGPD_RESUMEN_EJECUTIVO_DESPLIEGUE_USUARIOS_QA_V01.docx
@@ -173,7 +173,7 @@
           <w:sz w:val="20"/>
           <w:szCs w:val="20"/>
         </w:rPr>
-        <w:t xml:space="preserve"> Área de Innovación, Tecnología y Desarrollo Backend (GGPD)  </w:t>
+        <w:t xml:space="preserve"> Equipo de Automatización e Ingeniería de Productos con IA, de Planificación de Distribución  </w:t>
       </w:r>
     </w:p>
     <w:p>
@@ -11798,7 +11798,7 @@
           <w:sz w:val="20"/>
           <w:szCs w:val="20"/>
         </w:rPr>
-        <w:t xml:space="preserve">Área de Innovación, Tecnología y Desarrollo Backend</w:t>
+        <w:t xml:space="preserve">Equipo de Automatización e Ingeniería de Productos con IA, de Planificación de Distribución</w:t>
       </w:r>
       <w:r>
         <w:rPr>
